--- a/CrimePortal/Templates/FinalReportTemplate.docx
+++ b/CrimePortal/Templates/FinalReportTemplate.docx
@@ -4455,15 +4455,6 @@
           <w:szCs w:val="24"/>
           <w:cs/>
         </w:rPr>
-        <w:t>/-</w:t>
-      </w:r>
-      <w:r>
-        <w:rPr>
-          <w:rFonts w:ascii="DVOT-SurekhMR" w:hAnsi="DVOT-SurekhMR" w:cs="DVOT-SurekhMR"/>
-          <w:sz w:val="24"/>
-          <w:szCs w:val="24"/>
-          <w:cs/>
-        </w:rPr>
         <w:t xml:space="preserve"> रुपये किमतीचा मुद्देमाल मिळून आला. घटनास्थळीच मुद्देमाल ताब्यात घेतला. घटणास्थळीच दोन पंचांसमक्ष पंचनामा करण्यात आला. व आरोपी </w:t>
       </w:r>
       <w:r>
@@ -10346,6 +10337,7 @@
   <w:style w:type="character" w:default="1" w:styleId="DefaultParagraphFont">
     <w:name w:val="Default Paragraph Font"/>
     <w:uiPriority w:val="1"/>
+    <w:semiHidden/>
     <w:unhideWhenUsed/>
   </w:style>
   <w:style w:type="table" w:default="1" w:styleId="TableNormal">
